--- a/data/employees/EMP078/AST-EMP078-03.docx
+++ b/data/employees/EMP078/AST-EMP078-03.docx
@@ -7,10 +7,7 @@
         <w:pStyle w:val="Heading1"/>
       </w:pPr>
       <w:r>
-        <w:rPr>
-          <w:sz w:val="36"/>
-        </w:rPr>
-        <w:t>Design specification - EMP078</w:t>
+        <w:t>Ast Emp078 03 - EMP078</w:t>
       </w:r>
     </w:p>
     <w:p>
@@ -18,130 +15,32 @@
         <w:pStyle w:val="Heading2"/>
       </w:pPr>
       <w:r>
-        <w:t>Document Metadata</w:t>
-      </w:r>
-    </w:p>
-    <w:tbl>
-      <w:tblPr>
-        <w:tblStyle w:val="TableGrid"/>
-        <w:tblW w:type="auto" w:w="0"/>
-        <w:tblLook w:firstColumn="1" w:firstRow="1" w:lastColumn="0" w:lastRow="0" w:noHBand="0" w:noVBand="1" w:val="04A0"/>
-      </w:tblPr>
-      <w:tblGrid>
-        <w:gridCol w:w="4320"/>
-        <w:gridCol w:w="4320"/>
-      </w:tblGrid>
-      <w:tr>
-        <w:tc>
-          <w:tcPr>
-            <w:tcW w:type="dxa" w:w="4320"/>
-          </w:tcPr>
-          <w:p>
-            <w:r>
-              <w:t>Author</w:t>
-            </w:r>
-          </w:p>
-        </w:tc>
-        <w:tc>
-          <w:tcPr>
-            <w:tcW w:type="dxa" w:w="4320"/>
-          </w:tcPr>
-          <w:p>
-            <w:r>
-              <w:t>Jamie Brown</w:t>
-            </w:r>
-          </w:p>
-        </w:tc>
-      </w:tr>
-      <w:tr>
-        <w:tc>
-          <w:tcPr>
-            <w:tcW w:type="dxa" w:w="4320"/>
-          </w:tcPr>
-          <w:p>
-            <w:r>
-              <w:t>Role / Department</w:t>
-            </w:r>
-          </w:p>
-        </w:tc>
-        <w:tc>
-          <w:tcPr>
-            <w:tcW w:type="dxa" w:w="4320"/>
-          </w:tcPr>
-          <w:p>
-            <w:r>
-              <w:t>Specialist | Operations</w:t>
-            </w:r>
-          </w:p>
-        </w:tc>
-      </w:tr>
-      <w:tr>
-        <w:tc>
-          <w:tcPr>
-            <w:tcW w:type="dxa" w:w="4320"/>
-          </w:tcPr>
-          <w:p>
-            <w:r>
-              <w:t>Location</w:t>
-            </w:r>
-          </w:p>
-        </w:tc>
-        <w:tc>
-          <w:tcPr>
-            <w:tcW w:type="dxa" w:w="4320"/>
-          </w:tcPr>
-          <w:p>
-            <w:r>
-              <w:t>Portland</w:t>
-            </w:r>
-          </w:p>
-        </w:tc>
-      </w:tr>
-      <w:tr>
-        <w:tc>
-          <w:tcPr>
-            <w:tcW w:type="dxa" w:w="4320"/>
-          </w:tcPr>
-          <w:p>
-            <w:r>
-              <w:t>Last Modified</w:t>
-            </w:r>
-          </w:p>
-        </w:tc>
-        <w:tc>
-          <w:tcPr>
-            <w:tcW w:type="dxa" w:w="4320"/>
-          </w:tcPr>
-          <w:p>
-            <w:r>
-              <w:t>2025-03-23</w:t>
-            </w:r>
-          </w:p>
-        </w:tc>
-      </w:tr>
-    </w:tbl>
-    <w:p/>
-    <w:p>
-      <w:pPr>
-        <w:pStyle w:val="Heading2"/>
-      </w:pPr>
-      <w:r>
-        <w:t>Specification</w:t>
+        <w:t>Page 1</w:t>
       </w:r>
     </w:p>
     <w:p>
       <w:r>
-        <w:t>Design Specification: Real-Time Operations Monitoring Dashboard</w:t>
+        <w:t>Section 1: Fabric semantic model planning. EMP078 contributes to ast emp078 03 through recurring collaboration, clear ownership boundaries, and measurable outcomes. The team captures decisions, open issues, and handoffs so that knowledge remains discoverable for future programs.</w:t>
       </w:r>
     </w:p>
     <w:p>
       <w:r>
-        <w:t>Version: 2.4</w:t>
+        <w:t>Section 2: Fabric semantic model planning. EMP078 contributes to ast emp078 03 through recurring collaboration, clear ownership boundaries, and measurable outcomes. The team captures decisions, open issues, and handoffs so that knowledge remains discoverable for future programs.</w:t>
       </w:r>
     </w:p>
     <w:p>
       <w:r>
-        <w:t>This specification details the design of the real-time operations monitoring solution. Telemetry data streams from IoT sensors via Azure Event Hub. The Fabric KQL streaming pipeline processes events within 200ms p99 latency and surfaces alerts to on-call supervisors.</w:t>
+        <w:t>Section 3: Department KPI performance. EMP078 contributes to ast emp078 03 through recurring collaboration, clear ownership boundaries, and measurable outcomes. The team captures decisions, open issues, and handoffs so that knowledge remains discoverable for future programs.</w:t>
+      </w:r>
+    </w:p>
+    <w:p>
+      <w:r>
+        <w:t>Section 4: Quarterly delivery milestones. EMP078 contributes to ast emp078 03 through recurring collaboration, clear ownership boundaries, and measurable outcomes. The team captures decisions, open issues, and handoffs so that knowledge remains discoverable for future programs.</w:t>
+      </w:r>
+    </w:p>
+    <w:p>
+      <w:r>
+        <w:br w:type="page"/>
       </w:r>
     </w:p>
     <w:p>
@@ -149,12 +48,60 @@
         <w:pStyle w:val="Heading2"/>
       </w:pPr>
       <w:r>
-        <w:t>Author Competencies</w:t>
+        <w:t>Page 2</w:t>
       </w:r>
     </w:p>
     <w:p>
       <w:r>
-        <w:t>Azure AI, Fabric, TypeScript, Kusto</w:t>
+        <w:t>Section 1: Customer escalation analysis. EMP078 contributes to ast emp078 03 through recurring collaboration, clear ownership boundaries, and measurable outcomes. The team captures decisions, open issues, and handoffs so that knowledge remains discoverable for future programs.</w:t>
+      </w:r>
+    </w:p>
+    <w:p>
+      <w:r>
+        <w:t>Section 2: Operational risk review. EMP078 contributes to ast emp078 03 through recurring collaboration, clear ownership boundaries, and measurable outcomes. The team captures decisions, open issues, and handoffs so that knowledge remains discoverable for future programs.</w:t>
+      </w:r>
+    </w:p>
+    <w:p>
+      <w:r>
+        <w:t>Section 3: Automation backlog refinement. EMP078 contributes to ast emp078 03 through recurring collaboration, clear ownership boundaries, and measurable outcomes. The team captures decisions, open issues, and handoffs so that knowledge remains discoverable for future programs.</w:t>
+      </w:r>
+    </w:p>
+    <w:p>
+      <w:r>
+        <w:t>Section 4: Automation backlog refinement. EMP078 contributes to ast emp078 03 through recurring collaboration, clear ownership boundaries, and measurable outcomes. The team captures decisions, open issues, and handoffs so that knowledge remains discoverable for future programs.</w:t>
+      </w:r>
+    </w:p>
+    <w:p>
+      <w:r>
+        <w:br w:type="page"/>
+      </w:r>
+    </w:p>
+    <w:p>
+      <w:pPr>
+        <w:pStyle w:val="Heading2"/>
+      </w:pPr>
+      <w:r>
+        <w:t>Page 3</w:t>
+      </w:r>
+    </w:p>
+    <w:p>
+      <w:r>
+        <w:t>Section 1: Data quality remediation. EMP078 contributes to ast emp078 03 through recurring collaboration, clear ownership boundaries, and measurable outcomes. The team captures decisions, open issues, and handoffs so that knowledge remains discoverable for future programs.</w:t>
+      </w:r>
+    </w:p>
+    <w:p>
+      <w:r>
+        <w:t>Section 2: Quarterly delivery milestones. EMP078 contributes to ast emp078 03 through recurring collaboration, clear ownership boundaries, and measurable outcomes. The team captures decisions, open issues, and handoffs so that knowledge remains discoverable for future programs.</w:t>
+      </w:r>
+    </w:p>
+    <w:p>
+      <w:r>
+        <w:t>Section 3: Quarterly delivery milestones. EMP078 contributes to ast emp078 03 through recurring collaboration, clear ownership boundaries, and measurable outcomes. The team captures decisions, open issues, and handoffs so that knowledge remains discoverable for future programs.</w:t>
+      </w:r>
+    </w:p>
+    <w:p>
+      <w:r>
+        <w:t>Section 4: Data quality remediation. EMP078 contributes to ast emp078 03 through recurring collaboration, clear ownership boundaries, and measurable outcomes. The team captures decisions, open issues, and handoffs so that knowledge remains discoverable for future programs.</w:t>
       </w:r>
     </w:p>
     <w:sectPr>
